--- a/report/insightswarm_cover_pages.docx
+++ b/report/insightswarm_cover_pages.docx
@@ -190,7 +190,7 @@
     </w:p>
     <w:sectPr>
       <w:footerReference w:type="default" r:id="rId8"/>
-      <w:pgSz w:w="11940" w:h="16860"/>
+      <w:pgSz w:w="12240" w:h="15840" w:code="1"/>
       <w:pgMar w:top="1440" w:right="1080" w:bottom="1440" w:left="1080" w:header="0" w:footer="0" w:gutter="0"/>
       <w:pgBorders w:offsetFrom="page">
         <w:top w:val="single" w:sz="12" w:space="24" w:color="000000"/>
